--- a/templates/telangana/trial_court/GWOP.docx
+++ b/templates/telangana/trial_court/GWOP.docx
@@ -305,14 +305,46 @@
           <w:rFonts w:cs="Tahoma"/>
           <w:sz w:val="24"/>
         </w:rPr>
-        <w:t xml:space="preserve">The address for service of summons, notices and processes of the above named petitioner is that of </w:t>
-      </w:r>
-      <w:r>
-        <w:rPr>
-          <w:rFonts w:cs="Tahoma"/>
-          <w:sz w:val="24"/>
-        </w:rPr>
-        <w:t xml:space="preserve"> his counsel {{</w:t>
+        <w:t xml:space="preserve">The address for service of summons, notices and processes of the </w:t>
+      </w:r>
+      <w:proofErr w:type="gramStart"/>
+      <w:r>
+        <w:rPr>
+          <w:rFonts w:cs="Tahoma"/>
+          <w:sz w:val="24"/>
+        </w:rPr>
+        <w:t>above named</w:t>
+      </w:r>
+      <w:proofErr w:type="gramEnd"/>
+      <w:r>
+        <w:rPr>
+          <w:rFonts w:cs="Tahoma"/>
+          <w:sz w:val="24"/>
+        </w:rPr>
+        <w:t xml:space="preserve"> petitioner is that </w:t>
+      </w:r>
+      <w:proofErr w:type="gramStart"/>
+      <w:r>
+        <w:rPr>
+          <w:rFonts w:cs="Tahoma"/>
+          <w:sz w:val="24"/>
+        </w:rPr>
+        <w:t xml:space="preserve">of </w:t>
+      </w:r>
+      <w:r>
+        <w:rPr>
+          <w:rFonts w:cs="Tahoma"/>
+          <w:sz w:val="24"/>
+        </w:rPr>
+        <w:t xml:space="preserve"> his</w:t>
+      </w:r>
+      <w:proofErr w:type="gramEnd"/>
+      <w:r>
+        <w:rPr>
+          <w:rFonts w:cs="Tahoma"/>
+          <w:sz w:val="24"/>
+        </w:rPr>
+        <w:t xml:space="preserve"> counsel {{</w:t>
       </w:r>
       <w:proofErr w:type="spellStart"/>
       <w:r>
@@ -409,7 +441,23 @@
           <w:rFonts w:cs="Tahoma"/>
           <w:sz w:val="24"/>
         </w:rPr>
-        <w:t>The address for service of summons, notices and processes of the above named respondent is that of the same as mentioned in the Cause Title.</w:t>
+        <w:t xml:space="preserve">The address for service of summons, notices and processes of the </w:t>
+      </w:r>
+      <w:proofErr w:type="gramStart"/>
+      <w:r>
+        <w:rPr>
+          <w:rFonts w:cs="Tahoma"/>
+          <w:sz w:val="24"/>
+        </w:rPr>
+        <w:t>above named</w:t>
+      </w:r>
+      <w:proofErr w:type="gramEnd"/>
+      <w:r>
+        <w:rPr>
+          <w:rFonts w:cs="Tahoma"/>
+          <w:sz w:val="24"/>
+        </w:rPr>
+        <w:t xml:space="preserve"> respondent is that of the same as mentioned in the Cause Title.</w:t>
       </w:r>
     </w:p>
     <w:p>
@@ -554,7 +602,23 @@
           <w:sz w:val="24"/>
         </w:rPr>
         <w:lastRenderedPageBreak/>
-        <w:t>clothes and gold rings and the  marriage expenses are shared by both the parties though initially the expenditure is incurred by the petitioner but the same was reimbursed by the respondent.</w:t>
+        <w:t xml:space="preserve">clothes and gold rings and </w:t>
+      </w:r>
+      <w:proofErr w:type="gramStart"/>
+      <w:r>
+        <w:rPr>
+          <w:rFonts w:cs="Tahoma"/>
+          <w:sz w:val="24"/>
+        </w:rPr>
+        <w:t>the  marriage</w:t>
+      </w:r>
+      <w:proofErr w:type="gramEnd"/>
+      <w:r>
+        <w:rPr>
+          <w:rFonts w:cs="Tahoma"/>
+          <w:sz w:val="24"/>
+        </w:rPr>
+        <w:t xml:space="preserve"> expenses are shared by both the parties though initially the expenditure is incurred by the petitioner but the same was reimbursed by the respondent.</w:t>
       </w:r>
     </w:p>
     <w:p>
@@ -746,7 +810,55 @@
           <w:sz w:val="24"/>
         </w:rPr>
         <w:tab/>
-        <w:t xml:space="preserve">Petitioner submits that the respondent left with the house of the petitioner on _________  by taking along with ____ tolas of gold and Rs.___________ cash without intimating the petitioner  and the </w:t>
+        <w:t>Petitioner submits that the respondent left with the house of the petitioner on ________</w:t>
+      </w:r>
+      <w:proofErr w:type="gramStart"/>
+      <w:r>
+        <w:rPr>
+          <w:rFonts w:cs="Tahoma"/>
+          <w:sz w:val="24"/>
+        </w:rPr>
+        <w:t>_  by</w:t>
+      </w:r>
+      <w:proofErr w:type="gramEnd"/>
+      <w:r>
+        <w:rPr>
+          <w:rFonts w:cs="Tahoma"/>
+          <w:sz w:val="24"/>
+        </w:rPr>
+        <w:t xml:space="preserve"> taking along with ____ tolas of gold and </w:t>
+      </w:r>
+      <w:proofErr w:type="gramStart"/>
+      <w:r>
+        <w:rPr>
+          <w:rFonts w:cs="Tahoma"/>
+          <w:sz w:val="24"/>
+        </w:rPr>
+        <w:t>Rs._</w:t>
+      </w:r>
+      <w:proofErr w:type="gramEnd"/>
+      <w:r>
+        <w:rPr>
+          <w:rFonts w:cs="Tahoma"/>
+          <w:sz w:val="24"/>
+        </w:rPr>
+        <w:t xml:space="preserve">__________ cash without intimating the </w:t>
+      </w:r>
+      <w:proofErr w:type="gramStart"/>
+      <w:r>
+        <w:rPr>
+          <w:rFonts w:cs="Tahoma"/>
+          <w:sz w:val="24"/>
+        </w:rPr>
+        <w:t>petitioner  and</w:t>
+      </w:r>
+      <w:proofErr w:type="gramEnd"/>
+      <w:r>
+        <w:rPr>
+          <w:rFonts w:cs="Tahoma"/>
+          <w:sz w:val="24"/>
+        </w:rPr>
+        <w:t xml:space="preserve"> the </w:t>
       </w:r>
       <w:r>
         <w:rPr>
@@ -754,7 +866,23 @@
           <w:sz w:val="24"/>
         </w:rPr>
         <w:lastRenderedPageBreak/>
-        <w:t>petitioner contacted the respondent  and to come back but the respondent did not show any interest as such the petitioner issued a legal notice to the respondent on _______ which was received by the respondent.</w:t>
+        <w:t xml:space="preserve">petitioner contacted the </w:t>
+      </w:r>
+      <w:proofErr w:type="gramStart"/>
+      <w:r>
+        <w:rPr>
+          <w:rFonts w:cs="Tahoma"/>
+          <w:sz w:val="24"/>
+        </w:rPr>
+        <w:t>respondent  and</w:t>
+      </w:r>
+      <w:proofErr w:type="gramEnd"/>
+      <w:r>
+        <w:rPr>
+          <w:rFonts w:cs="Tahoma"/>
+          <w:sz w:val="24"/>
+        </w:rPr>
+        <w:t xml:space="preserve"> to come back but the respondent did not show any interest as such the petitioner issued a legal notice to the respondent on _______ which was received by the respondent.</w:t>
       </w:r>
     </w:p>
     <w:p>
@@ -853,7 +981,23 @@
           <w:sz w:val="24"/>
         </w:rPr>
         <w:tab/>
-        <w:t xml:space="preserve">Petitioner submits that the respondent gave birth to a male child on _____________  and there was no intimation to the petitioner and petitioner is very much longing to see his first child and in fact he conveyed message both personally and mediators that he is ready to take back the respondent and the child even by </w:t>
+        <w:t>Petitioner submits that the respondent gave birth to a male child on ____________</w:t>
+      </w:r>
+      <w:proofErr w:type="gramStart"/>
+      <w:r>
+        <w:rPr>
+          <w:rFonts w:cs="Tahoma"/>
+          <w:sz w:val="24"/>
+        </w:rPr>
+        <w:t>_  and</w:t>
+      </w:r>
+      <w:proofErr w:type="gramEnd"/>
+      <w:r>
+        <w:rPr>
+          <w:rFonts w:cs="Tahoma"/>
+          <w:sz w:val="24"/>
+        </w:rPr>
+        <w:t xml:space="preserve"> there was no intimation to the petitioner and petitioner is very much longing to see his first child and in fact he conveyed message both personally and mediators that he is ready to take back the respondent and the child even by </w:t>
       </w:r>
       <w:proofErr w:type="spellStart"/>
       <w:r>
@@ -951,7 +1095,23 @@
           <w:sz w:val="24"/>
         </w:rPr>
         <w:lastRenderedPageBreak/>
-        <w:t>and petitioner undertakes that the petitioner will make all efforts  for the proper upbringing of the child and the petitioner’s paramount consideration is the welfare of the child.</w:t>
+        <w:t xml:space="preserve">and petitioner undertakes that the petitioner will make all </w:t>
+      </w:r>
+      <w:proofErr w:type="gramStart"/>
+      <w:r>
+        <w:rPr>
+          <w:rFonts w:cs="Tahoma"/>
+          <w:sz w:val="24"/>
+        </w:rPr>
+        <w:t>efforts  for</w:t>
+      </w:r>
+      <w:proofErr w:type="gramEnd"/>
+      <w:r>
+        <w:rPr>
+          <w:rFonts w:cs="Tahoma"/>
+          <w:sz w:val="24"/>
+        </w:rPr>
+        <w:t xml:space="preserve"> the proper upbringing of the child and the petitioner’s paramount consideration is the welfare of the child.</w:t>
       </w:r>
     </w:p>
     <w:p>
@@ -1062,7 +1222,23 @@
           <w:sz w:val="24"/>
         </w:rPr>
         <w:tab/>
-        <w:t>A Fixed Court Fee of Rs. _____ is paid under A.P.C.F.,&amp; Suits and Valuation Act.,</w:t>
+        <w:t xml:space="preserve">A Fixed Court Fee of Rs. _____ is paid under </w:t>
+      </w:r>
+      <w:proofErr w:type="gramStart"/>
+      <w:r>
+        <w:rPr>
+          <w:rFonts w:cs="Tahoma"/>
+          <w:sz w:val="24"/>
+        </w:rPr>
+        <w:t>A.P.C.F.,&amp;</w:t>
+      </w:r>
+      <w:proofErr w:type="gramEnd"/>
+      <w:r>
+        <w:rPr>
+          <w:rFonts w:cs="Tahoma"/>
+          <w:sz w:val="24"/>
+        </w:rPr>
+        <w:t xml:space="preserve"> Suits and Valuation Act.,</w:t>
       </w:r>
     </w:p>
     <w:p>
@@ -1155,20 +1331,50 @@
         <w:rPr>
           <w:rFonts w:ascii="Bookman Old Style" w:hAnsi="Bookman Old Style" w:cs="Tahoma"/>
         </w:rPr>
-        <w:t xml:space="preserve">Date:  </w:t>
-      </w:r>
-      <w:r>
-        <w:rPr>
-          <w:rFonts w:ascii="Bookman Old Style" w:hAnsi="Bookman Old Style" w:cs="Tahoma"/>
-          <w:noProof/>
-        </w:rPr>
-        <w:t>{{dof}}</w:t>
-      </w:r>
-      <w:r>
-        <w:rPr>
-          <w:rFonts w:ascii="Bookman Old Style" w:hAnsi="Bookman Old Style" w:cs="Tahoma"/>
-        </w:rPr>
-        <w:t xml:space="preserve">                       </w:t>
+        <w:t>Date</w:t>
+      </w:r>
+      <w:proofErr w:type="gramStart"/>
+      <w:r>
+        <w:rPr>
+          <w:rFonts w:ascii="Bookman Old Style" w:hAnsi="Bookman Old Style" w:cs="Tahoma"/>
+        </w:rPr>
+        <w:t xml:space="preserve">:  </w:t>
+      </w:r>
+      <w:r>
+        <w:rPr>
+          <w:rFonts w:ascii="Bookman Old Style" w:hAnsi="Bookman Old Style" w:cs="Tahoma"/>
+          <w:noProof/>
+        </w:rPr>
+        <w:t>{</w:t>
+      </w:r>
+      <w:proofErr w:type="gramEnd"/>
+      <w:r>
+        <w:rPr>
+          <w:rFonts w:ascii="Bookman Old Style" w:hAnsi="Bookman Old Style" w:cs="Tahoma"/>
+          <w:noProof/>
+        </w:rPr>
+        <w:t>{dof</w:t>
+      </w:r>
+      <w:proofErr w:type="gramStart"/>
+      <w:r>
+        <w:rPr>
+          <w:rFonts w:ascii="Bookman Old Style" w:hAnsi="Bookman Old Style" w:cs="Tahoma"/>
+          <w:noProof/>
+        </w:rPr>
+        <w:t>}}</w:t>
+      </w:r>
+      <w:r>
+        <w:rPr>
+          <w:rFonts w:ascii="Bookman Old Style" w:hAnsi="Bookman Old Style" w:cs="Tahoma"/>
+        </w:rPr>
+        <w:t xml:space="preserve">   </w:t>
+      </w:r>
+      <w:proofErr w:type="gramEnd"/>
+      <w:r>
+        <w:rPr>
+          <w:rFonts w:ascii="Bookman Old Style" w:hAnsi="Bookman Old Style" w:cs="Tahoma"/>
+        </w:rPr>
+        <w:t xml:space="preserve">                    </w:t>
       </w:r>
       <w:r>
         <w:rPr>
@@ -1278,14 +1484,29 @@
         <w:rPr>
           <w:rFonts w:ascii="Bookman Old Style" w:hAnsi="Bookman Old Style" w:cs="Tahoma"/>
         </w:rPr>
-        <w:t xml:space="preserve"> do hereby declare that the contents of this petition are true and correct to the best of my knowledge, belief and information after being understood and hence verified the same on this    day of  </w:t>
-      </w:r>
-      <w:r>
-        <w:rPr>
-          <w:rFonts w:ascii="Bookman Old Style" w:hAnsi="Bookman Old Style" w:cs="Tahoma"/>
-          <w:noProof/>
-        </w:rPr>
-        <w:t>{{dof}}</w:t>
+        <w:t xml:space="preserve"> do hereby declare that the contents of this petition are true and correct to the best of my knowledge, belief and information after being understood and hence verified the same on this    day </w:t>
+      </w:r>
+      <w:proofErr w:type="gramStart"/>
+      <w:r>
+        <w:rPr>
+          <w:rFonts w:ascii="Bookman Old Style" w:hAnsi="Bookman Old Style" w:cs="Tahoma"/>
+        </w:rPr>
+        <w:t xml:space="preserve">of  </w:t>
+      </w:r>
+      <w:r>
+        <w:rPr>
+          <w:rFonts w:ascii="Bookman Old Style" w:hAnsi="Bookman Old Style" w:cs="Tahoma"/>
+          <w:noProof/>
+        </w:rPr>
+        <w:t>{</w:t>
+      </w:r>
+      <w:proofErr w:type="gramEnd"/>
+      <w:r>
+        <w:rPr>
+          <w:rFonts w:ascii="Bookman Old Style" w:hAnsi="Bookman Old Style" w:cs="Tahoma"/>
+          <w:noProof/>
+        </w:rPr>
+        <w:t>{dof}}</w:t>
       </w:r>
       <w:r>
         <w:rPr>
@@ -1358,6 +1579,7 @@
           <w:rFonts w:ascii="Bookman Old Style" w:hAnsi="Bookman Old Style" w:cs="Tahoma"/>
         </w:rPr>
       </w:pPr>
+      <w:proofErr w:type="gramStart"/>
       <w:r>
         <w:rPr>
           <w:rFonts w:ascii="Bookman Old Style" w:hAnsi="Bookman Old Style" w:cs="Tahoma"/>
@@ -1369,7 +1591,15 @@
           <w:rFonts w:ascii="Bookman Old Style" w:hAnsi="Bookman Old Style" w:cs="Tahoma"/>
           <w:noProof/>
         </w:rPr>
-        <w:t>{{</w:t>
+        <w:t>{</w:t>
+      </w:r>
+      <w:proofErr w:type="gramEnd"/>
+      <w:r>
+        <w:rPr>
+          <w:rFonts w:ascii="Bookman Old Style" w:hAnsi="Bookman Old Style" w:cs="Tahoma"/>
+          <w:noProof/>
+        </w:rPr>
+        <w:t>{</w:t>
       </w:r>
       <w:proofErr w:type="spellStart"/>
       <w:r>
@@ -1556,6 +1786,12 @@
           <w:rFonts w:ascii="Bookman Old Style" w:hAnsi="Bookman Old Style" w:cs="Tahoma"/>
         </w:rPr>
         <w:tab/>
+      </w:r>
+      <w:proofErr w:type="gramStart"/>
+      <w:r>
+        <w:rPr>
+          <w:rFonts w:ascii="Bookman Old Style" w:hAnsi="Bookman Old Style" w:cs="Tahoma"/>
+        </w:rPr>
         <w:t xml:space="preserve">of  </w:t>
       </w:r>
       <w:r>
@@ -1563,7 +1799,15 @@
           <w:rFonts w:ascii="Bookman Old Style" w:hAnsi="Bookman Old Style" w:cs="Tahoma"/>
           <w:noProof/>
         </w:rPr>
-        <w:t>{{year}}</w:t>
+        <w:t>{</w:t>
+      </w:r>
+      <w:proofErr w:type="gramEnd"/>
+      <w:r>
+        <w:rPr>
+          <w:rFonts w:ascii="Bookman Old Style" w:hAnsi="Bookman Old Style" w:cs="Tahoma"/>
+          <w:noProof/>
+        </w:rPr>
+        <w:t>{year}}</w:t>
       </w:r>
     </w:p>
     <w:p>
@@ -1804,14 +2048,29 @@
         <w:rPr>
           <w:rFonts w:ascii="Bookman Old Style" w:hAnsi="Bookman Old Style" w:cs="Tahoma"/>
         </w:rPr>
-        <w:t xml:space="preserve">Filed on:  </w:t>
-      </w:r>
-      <w:r>
-        <w:rPr>
-          <w:rFonts w:ascii="Bookman Old Style" w:hAnsi="Bookman Old Style" w:cs="Tahoma"/>
-          <w:noProof/>
-        </w:rPr>
-        <w:t>{{dof}}</w:t>
+        <w:t>Filed on</w:t>
+      </w:r>
+      <w:proofErr w:type="gramStart"/>
+      <w:r>
+        <w:rPr>
+          <w:rFonts w:ascii="Bookman Old Style" w:hAnsi="Bookman Old Style" w:cs="Tahoma"/>
+        </w:rPr>
+        <w:t xml:space="preserve">:  </w:t>
+      </w:r>
+      <w:r>
+        <w:rPr>
+          <w:rFonts w:ascii="Bookman Old Style" w:hAnsi="Bookman Old Style" w:cs="Tahoma"/>
+          <w:noProof/>
+        </w:rPr>
+        <w:t>{</w:t>
+      </w:r>
+      <w:proofErr w:type="gramEnd"/>
+      <w:r>
+        <w:rPr>
+          <w:rFonts w:ascii="Bookman Old Style" w:hAnsi="Bookman Old Style" w:cs="Tahoma"/>
+          <w:noProof/>
+        </w:rPr>
+        <w:t>{dof}}</w:t>
       </w:r>
     </w:p>
     <w:p>
@@ -2613,7 +2872,20 @@
           <w:rFonts w:ascii="Bookman Old Style" w:hAnsi="Bookman Old Style" w:cs="Tahoma"/>
         </w:rPr>
         <w:tab/>
-        <w:t xml:space="preserve">Advocate :: </w:t>
+      </w:r>
+      <w:proofErr w:type="gramStart"/>
+      <w:r>
+        <w:rPr>
+          <w:rFonts w:ascii="Bookman Old Style" w:hAnsi="Bookman Old Style" w:cs="Tahoma"/>
+        </w:rPr>
+        <w:t>Advocate :</w:t>
+      </w:r>
+      <w:proofErr w:type="gramEnd"/>
+      <w:r>
+        <w:rPr>
+          <w:rFonts w:ascii="Bookman Old Style" w:hAnsi="Bookman Old Style" w:cs="Tahoma"/>
+        </w:rPr>
+        <w:t xml:space="preserve">: </w:t>
       </w:r>
       <w:r>
         <w:rPr>
@@ -3489,14 +3761,29 @@
         <w:rPr>
           <w:rFonts w:ascii="Bookman Old Style" w:hAnsi="Bookman Old Style" w:cs="Tahoma"/>
         </w:rPr>
-        <w:t xml:space="preserve">                      of  </w:t>
-      </w:r>
-      <w:r>
-        <w:rPr>
-          <w:rFonts w:ascii="Bookman Old Style" w:hAnsi="Bookman Old Style" w:cs="Tahoma"/>
-          <w:noProof/>
-        </w:rPr>
-        <w:t>{{year}}</w:t>
+        <w:t xml:space="preserve">                      </w:t>
+      </w:r>
+      <w:proofErr w:type="gramStart"/>
+      <w:r>
+        <w:rPr>
+          <w:rFonts w:ascii="Bookman Old Style" w:hAnsi="Bookman Old Style" w:cs="Tahoma"/>
+        </w:rPr>
+        <w:t xml:space="preserve">of  </w:t>
+      </w:r>
+      <w:r>
+        <w:rPr>
+          <w:rFonts w:ascii="Bookman Old Style" w:hAnsi="Bookman Old Style" w:cs="Tahoma"/>
+          <w:noProof/>
+        </w:rPr>
+        <w:t>{</w:t>
+      </w:r>
+      <w:proofErr w:type="gramEnd"/>
+      <w:r>
+        <w:rPr>
+          <w:rFonts w:ascii="Bookman Old Style" w:hAnsi="Bookman Old Style" w:cs="Tahoma"/>
+          <w:noProof/>
+        </w:rPr>
+        <w:t>{year}}</w:t>
       </w:r>
     </w:p>
     <w:p>
@@ -3777,14 +4064,29 @@
         <w:rPr>
           <w:rFonts w:ascii="Bookman Old Style" w:hAnsi="Bookman Old Style" w:cs="Tahoma"/>
         </w:rPr>
-        <w:t xml:space="preserve">Filed on:  </w:t>
-      </w:r>
-      <w:r>
-        <w:rPr>
-          <w:rFonts w:ascii="Bookman Old Style" w:hAnsi="Bookman Old Style" w:cs="Tahoma"/>
-          <w:noProof/>
-        </w:rPr>
-        <w:t>{{dof}}</w:t>
+        <w:t>Filed on</w:t>
+      </w:r>
+      <w:proofErr w:type="gramStart"/>
+      <w:r>
+        <w:rPr>
+          <w:rFonts w:ascii="Bookman Old Style" w:hAnsi="Bookman Old Style" w:cs="Tahoma"/>
+        </w:rPr>
+        <w:t xml:space="preserve">:  </w:t>
+      </w:r>
+      <w:r>
+        <w:rPr>
+          <w:rFonts w:ascii="Bookman Old Style" w:hAnsi="Bookman Old Style" w:cs="Tahoma"/>
+          <w:noProof/>
+        </w:rPr>
+        <w:t>{</w:t>
+      </w:r>
+      <w:proofErr w:type="gramEnd"/>
+      <w:r>
+        <w:rPr>
+          <w:rFonts w:ascii="Bookman Old Style" w:hAnsi="Bookman Old Style" w:cs="Tahoma"/>
+          <w:noProof/>
+        </w:rPr>
+        <w:t>{dof}}</w:t>
       </w:r>
     </w:p>
     <w:p>
@@ -4687,14 +4989,29 @@
         <w:rPr>
           <w:rFonts w:ascii="Bookman Old Style" w:hAnsi="Bookman Old Style" w:cs="Tahoma"/>
         </w:rPr>
-        <w:t xml:space="preserve">                      of  </w:t>
-      </w:r>
-      <w:r>
-        <w:rPr>
-          <w:rFonts w:ascii="Bookman Old Style" w:hAnsi="Bookman Old Style" w:cs="Tahoma"/>
-          <w:noProof/>
-        </w:rPr>
-        <w:t>{{year}}</w:t>
+        <w:t xml:space="preserve">                      </w:t>
+      </w:r>
+      <w:proofErr w:type="gramStart"/>
+      <w:r>
+        <w:rPr>
+          <w:rFonts w:ascii="Bookman Old Style" w:hAnsi="Bookman Old Style" w:cs="Tahoma"/>
+        </w:rPr>
+        <w:t xml:space="preserve">of  </w:t>
+      </w:r>
+      <w:r>
+        <w:rPr>
+          <w:rFonts w:ascii="Bookman Old Style" w:hAnsi="Bookman Old Style" w:cs="Tahoma"/>
+          <w:noProof/>
+        </w:rPr>
+        <w:t>{</w:t>
+      </w:r>
+      <w:proofErr w:type="gramEnd"/>
+      <w:r>
+        <w:rPr>
+          <w:rFonts w:ascii="Bookman Old Style" w:hAnsi="Bookman Old Style" w:cs="Tahoma"/>
+          <w:noProof/>
+        </w:rPr>
+        <w:t>{year}}</w:t>
       </w:r>
     </w:p>
     <w:p>
@@ -4963,14 +5280,29 @@
         <w:rPr>
           <w:rFonts w:ascii="Bookman Old Style" w:hAnsi="Bookman Old Style" w:cs="Tahoma"/>
         </w:rPr>
-        <w:t xml:space="preserve">Filed on:  </w:t>
-      </w:r>
-      <w:r>
-        <w:rPr>
-          <w:rFonts w:ascii="Bookman Old Style" w:hAnsi="Bookman Old Style" w:cs="Tahoma"/>
-          <w:noProof/>
-        </w:rPr>
-        <w:t>{{dof}}</w:t>
+        <w:t>Filed on</w:t>
+      </w:r>
+      <w:proofErr w:type="gramStart"/>
+      <w:r>
+        <w:rPr>
+          <w:rFonts w:ascii="Bookman Old Style" w:hAnsi="Bookman Old Style" w:cs="Tahoma"/>
+        </w:rPr>
+        <w:t xml:space="preserve">:  </w:t>
+      </w:r>
+      <w:r>
+        <w:rPr>
+          <w:rFonts w:ascii="Bookman Old Style" w:hAnsi="Bookman Old Style" w:cs="Tahoma"/>
+          <w:noProof/>
+        </w:rPr>
+        <w:t>{</w:t>
+      </w:r>
+      <w:proofErr w:type="gramEnd"/>
+      <w:r>
+        <w:rPr>
+          <w:rFonts w:ascii="Bookman Old Style" w:hAnsi="Bookman Old Style" w:cs="Tahoma"/>
+          <w:noProof/>
+        </w:rPr>
+        <w:t>{dof}}</w:t>
       </w:r>
     </w:p>
     <w:p>
@@ -5458,8 +5790,16 @@
         <w:rPr>
           <w:rFonts w:ascii="Bookman Old Style" w:hAnsi="Bookman Old Style" w:cs="Tahoma"/>
         </w:rPr>
-        <w:t>, do hereby sincerely and solemnly affirm and state on oath as follows:-</w:t>
-      </w:r>
+        <w:t xml:space="preserve">, do hereby sincerely and solemnly affirm and state on oath as </w:t>
+      </w:r>
+      <w:proofErr w:type="gramStart"/>
+      <w:r>
+        <w:rPr>
+          <w:rFonts w:ascii="Bookman Old Style" w:hAnsi="Bookman Old Style" w:cs="Tahoma"/>
+        </w:rPr>
+        <w:t>follows:-</w:t>
+      </w:r>
+      <w:proofErr w:type="gramEnd"/>
     </w:p>
     <w:p>
       <w:pPr>
@@ -5557,8 +5897,9 @@
           <w:rFonts w:ascii="Bookman Old Style" w:hAnsi="Bookman Old Style" w:cs="Tahoma"/>
         </w:rPr>
         <w:tab/>
-        <w:t xml:space="preserve">It is therefore prayed that this Hon'ble Court may be pleased to permit me to appointing the counsel </w:t>
-      </w:r>
+        <w:t>It is therefore prayed that this Hon'ble Court may be pleased to permit me to appointing the counsel</w:t>
+      </w:r>
+      <w:proofErr w:type="gramStart"/>
       <w:r>
         <w:rPr>
           <w:rFonts w:ascii="Bookman Old Style" w:hAnsi="Bookman Old Style" w:cs="Tahoma"/>
@@ -5574,9 +5915,23 @@
       <w:r>
         <w:rPr>
           <w:rFonts w:ascii="Bookman Old Style" w:hAnsi="Bookman Old Style" w:cs="Tahoma"/>
-          <w:noProof/>
-        </w:rPr>
-        <w:t>{{address_for_service}}</w:t>
+        </w:rPr>
+        <w:t xml:space="preserve"> </w:t>
+      </w:r>
+      <w:r>
+        <w:rPr>
+          <w:rFonts w:ascii="Bookman Old Style" w:hAnsi="Bookman Old Style" w:cs="Tahoma"/>
+          <w:noProof/>
+        </w:rPr>
+        <w:t>{</w:t>
+      </w:r>
+      <w:proofErr w:type="gramEnd"/>
+      <w:r>
+        <w:rPr>
+          <w:rFonts w:ascii="Bookman Old Style" w:hAnsi="Bookman Old Style" w:cs="Tahoma"/>
+          <w:noProof/>
+        </w:rPr>
+        <w:t>{address_for_service}}</w:t>
       </w:r>
       <w:r>
         <w:rPr>
@@ -5699,7 +6054,21 @@
         <w:rPr>
           <w:rFonts w:ascii="Bookman Old Style" w:hAnsi="Bookman Old Style" w:cs="Tahoma"/>
         </w:rPr>
-        <w:t xml:space="preserve">Advocate: : </w:t>
+        <w:t>Advocate</w:t>
+      </w:r>
+      <w:proofErr w:type="gramStart"/>
+      <w:r>
+        <w:rPr>
+          <w:rFonts w:ascii="Bookman Old Style" w:hAnsi="Bookman Old Style" w:cs="Tahoma"/>
+        </w:rPr>
+        <w:t>: :</w:t>
+      </w:r>
+      <w:proofErr w:type="gramEnd"/>
+      <w:r>
+        <w:rPr>
+          <w:rFonts w:ascii="Bookman Old Style" w:hAnsi="Bookman Old Style" w:cs="Tahoma"/>
+        </w:rPr>
+        <w:t xml:space="preserve"> </w:t>
       </w:r>
       <w:r>
         <w:rPr>
@@ -5982,8 +6351,9 @@
           <w:rFonts w:ascii="Bookman Old Style" w:hAnsi="Bookman Old Style" w:cs="Tahoma"/>
         </w:rPr>
         <w:tab/>
-        <w:t xml:space="preserve">For the reasons stated in the accompanying affidavit, it is prayed that this Hon'ble Court may be pleased to permit the petitioner to appoint advocate </w:t>
-      </w:r>
+        <w:t>For the reasons stated in the accompanying affidavit, it is prayed that this Hon'ble Court may be pleased to permit the petitioner to appoint advocate</w:t>
+      </w:r>
+      <w:proofErr w:type="gramStart"/>
       <w:r>
         <w:rPr>
           <w:rFonts w:ascii="Bookman Old Style" w:hAnsi="Bookman Old Style" w:cs="Tahoma"/>
@@ -5999,9 +6369,23 @@
       <w:r>
         <w:rPr>
           <w:rFonts w:ascii="Bookman Old Style" w:hAnsi="Bookman Old Style" w:cs="Tahoma"/>
-          <w:noProof/>
-        </w:rPr>
-        <w:t>{{address_for_service}}</w:t>
+        </w:rPr>
+        <w:t xml:space="preserve"> </w:t>
+      </w:r>
+      <w:r>
+        <w:rPr>
+          <w:rFonts w:ascii="Bookman Old Style" w:hAnsi="Bookman Old Style" w:cs="Tahoma"/>
+          <w:noProof/>
+        </w:rPr>
+        <w:t>{</w:t>
+      </w:r>
+      <w:proofErr w:type="gramEnd"/>
+      <w:r>
+        <w:rPr>
+          <w:rFonts w:ascii="Bookman Old Style" w:hAnsi="Bookman Old Style" w:cs="Tahoma"/>
+          <w:noProof/>
+        </w:rPr>
+        <w:t>{address_for_service}}</w:t>
       </w:r>
       <w:r>
         <w:rPr>
@@ -6338,6 +6722,7 @@
         </w:rPr>
         <w:t xml:space="preserve">           </w:t>
       </w:r>
+      <w:proofErr w:type="gramStart"/>
       <w:r>
         <w:rPr>
           <w:rFonts w:ascii="Bookman Old Style" w:hAnsi="Bookman Old Style" w:cs="Tahoma"/>
@@ -6355,7 +6740,15 @@
           <w:rFonts w:ascii="Bookman Old Style" w:hAnsi="Bookman Old Style" w:cs="Tahoma"/>
           <w:noProof/>
         </w:rPr>
-        <w:t>{{year}}</w:t>
+        <w:t>{</w:t>
+      </w:r>
+      <w:proofErr w:type="gramEnd"/>
+      <w:r>
+        <w:rPr>
+          <w:rFonts w:ascii="Bookman Old Style" w:hAnsi="Bookman Old Style" w:cs="Tahoma"/>
+          <w:noProof/>
+        </w:rPr>
+        <w:t>{year}}</w:t>
       </w:r>
     </w:p>
     <w:p>
@@ -6907,7 +7300,21 @@
         <w:rPr>
           <w:rFonts w:ascii="Bookman Old Style" w:hAnsi="Bookman Old Style" w:cs="Tahoma"/>
         </w:rPr>
-        <w:t>G.W.O.P No.           OF  {{year}}</w:t>
+        <w:t xml:space="preserve">G.W.O.P No.           </w:t>
+      </w:r>
+      <w:proofErr w:type="gramStart"/>
+      <w:r>
+        <w:rPr>
+          <w:rFonts w:ascii="Bookman Old Style" w:hAnsi="Bookman Old Style" w:cs="Tahoma"/>
+        </w:rPr>
+        <w:t>OF  {</w:t>
+      </w:r>
+      <w:proofErr w:type="gramEnd"/>
+      <w:r>
+        <w:rPr>
+          <w:rFonts w:ascii="Bookman Old Style" w:hAnsi="Bookman Old Style" w:cs="Tahoma"/>
+        </w:rPr>
+        <w:t>{year}}</w:t>
       </w:r>
     </w:p>
     <w:p>
@@ -7119,6 +7526,7 @@
               </w:rPr>
             </w:pPr>
             <w:proofErr w:type="spellStart"/>
+            <w:proofErr w:type="gramStart"/>
             <w:r>
               <w:rPr>
                 <w:rFonts w:ascii="Bookman Old Style" w:hAnsi="Bookman Old Style" w:cs="Tahoma"/>
@@ -7127,6 +7535,7 @@
               <w:t>S.No</w:t>
             </w:r>
             <w:proofErr w:type="spellEnd"/>
+            <w:proofErr w:type="gramEnd"/>
           </w:p>
         </w:tc>
         <w:tc>
@@ -7953,14 +8362,29 @@
         <w:rPr>
           <w:rFonts w:ascii="Bookman Old Style" w:hAnsi="Bookman Old Style" w:cs="Tahoma"/>
         </w:rPr>
-        <w:t xml:space="preserve">G.W.O.P No.           OF  </w:t>
-      </w:r>
-      <w:r>
-        <w:rPr>
-          <w:rFonts w:ascii="Bookman Old Style" w:hAnsi="Bookman Old Style" w:cs="Tahoma"/>
-          <w:noProof/>
-        </w:rPr>
-        <w:t>{{year}}</w:t>
+        <w:t xml:space="preserve">G.W.O.P No.           </w:t>
+      </w:r>
+      <w:proofErr w:type="gramStart"/>
+      <w:r>
+        <w:rPr>
+          <w:rFonts w:ascii="Bookman Old Style" w:hAnsi="Bookman Old Style" w:cs="Tahoma"/>
+        </w:rPr>
+        <w:t xml:space="preserve">OF  </w:t>
+      </w:r>
+      <w:r>
+        <w:rPr>
+          <w:rFonts w:ascii="Bookman Old Style" w:hAnsi="Bookman Old Style" w:cs="Tahoma"/>
+          <w:noProof/>
+        </w:rPr>
+        <w:t>{</w:t>
+      </w:r>
+      <w:proofErr w:type="gramEnd"/>
+      <w:r>
+        <w:rPr>
+          <w:rFonts w:ascii="Bookman Old Style" w:hAnsi="Bookman Old Style" w:cs="Tahoma"/>
+          <w:noProof/>
+        </w:rPr>
+        <w:t>{year}}</w:t>
       </w:r>
     </w:p>
     <w:p>
@@ -8439,14 +8863,29 @@
         <w:rPr>
           <w:rFonts w:ascii="Bookman Old Style" w:hAnsi="Bookman Old Style" w:cs="Tahoma"/>
         </w:rPr>
-        <w:t xml:space="preserve">G.W.O.P No.           OF  </w:t>
-      </w:r>
-      <w:r>
-        <w:rPr>
-          <w:rFonts w:ascii="Bookman Old Style" w:hAnsi="Bookman Old Style" w:cs="Tahoma"/>
-          <w:noProof/>
-        </w:rPr>
-        <w:t>{{year}}</w:t>
+        <w:t xml:space="preserve">G.W.O.P No.           </w:t>
+      </w:r>
+      <w:proofErr w:type="gramStart"/>
+      <w:r>
+        <w:rPr>
+          <w:rFonts w:ascii="Bookman Old Style" w:hAnsi="Bookman Old Style" w:cs="Tahoma"/>
+        </w:rPr>
+        <w:t xml:space="preserve">OF  </w:t>
+      </w:r>
+      <w:r>
+        <w:rPr>
+          <w:rFonts w:ascii="Bookman Old Style" w:hAnsi="Bookman Old Style" w:cs="Tahoma"/>
+          <w:noProof/>
+        </w:rPr>
+        <w:t>{</w:t>
+      </w:r>
+      <w:proofErr w:type="gramEnd"/>
+      <w:r>
+        <w:rPr>
+          <w:rFonts w:ascii="Bookman Old Style" w:hAnsi="Bookman Old Style" w:cs="Tahoma"/>
+          <w:noProof/>
+        </w:rPr>
+        <w:t>{year}}</w:t>
       </w:r>
     </w:p>
     <w:p>
@@ -8629,7 +9068,15 @@
           <w:rFonts w:ascii="Bookman Old Style" w:hAnsi="Bookman Old Style" w:cs="Tahoma"/>
           <w:noProof/>
         </w:rPr>
-        <w:t>{{pet_name}}</w:t>
+        <w:t>{{pet_name}</w:t>
+      </w:r>
+      <w:proofErr w:type="gramStart"/>
+      <w:r>
+        <w:rPr>
+          <w:rFonts w:ascii="Bookman Old Style" w:hAnsi="Bookman Old Style" w:cs="Tahoma"/>
+          <w:noProof/>
+        </w:rPr>
+        <w:t>}</w:t>
       </w:r>
       <w:r>
         <w:rPr>
@@ -8641,7 +9088,14 @@
         <w:rPr>
           <w:rFonts w:ascii="Bookman Old Style" w:hAnsi="Bookman Old Style" w:cs="Tahoma"/>
         </w:rPr>
-        <w:t xml:space="preserve">., </w:t>
+        <w:t>.</w:t>
+      </w:r>
+      <w:proofErr w:type="gramEnd"/>
+      <w:r>
+        <w:rPr>
+          <w:rFonts w:ascii="Bookman Old Style" w:hAnsi="Bookman Old Style" w:cs="Tahoma"/>
+        </w:rPr>
+        <w:t xml:space="preserve">, </w:t>
       </w:r>
       <w:r>
         <w:rPr>
@@ -8861,24 +9315,47 @@
           <w:rFonts w:ascii="Bookman Old Style" w:hAnsi="Bookman Old Style" w:cs="Tahoma"/>
         </w:rPr>
       </w:pPr>
-      <w:r>
-        <w:rPr>
-          <w:rFonts w:ascii="Bookman Old Style" w:hAnsi="Bookman Old Style" w:cs="Tahoma"/>
-        </w:rPr>
-        <w:t xml:space="preserve">Executed  on </w:t>
-      </w:r>
-      <w:r>
-        <w:rPr>
-          <w:rFonts w:ascii="Bookman Old Style" w:hAnsi="Bookman Old Style" w:cs="Tahoma"/>
-          <w:noProof/>
-        </w:rPr>
-        <w:t>{{dof}}</w:t>
-      </w:r>
-      <w:r>
-        <w:rPr>
-          <w:rFonts w:ascii="Bookman Old Style" w:hAnsi="Bookman Old Style" w:cs="Tahoma"/>
-        </w:rPr>
-        <w:t xml:space="preserve">                                            ADVOCATE</w:t>
+      <w:proofErr w:type="gramStart"/>
+      <w:r>
+        <w:rPr>
+          <w:rFonts w:ascii="Bookman Old Style" w:hAnsi="Bookman Old Style" w:cs="Tahoma"/>
+        </w:rPr>
+        <w:t>Executed  on</w:t>
+      </w:r>
+      <w:proofErr w:type="gramEnd"/>
+      <w:r>
+        <w:rPr>
+          <w:rFonts w:ascii="Bookman Old Style" w:hAnsi="Bookman Old Style" w:cs="Tahoma"/>
+        </w:rPr>
+        <w:t xml:space="preserve"> </w:t>
+      </w:r>
+      <w:r>
+        <w:rPr>
+          <w:rFonts w:ascii="Bookman Old Style" w:hAnsi="Bookman Old Style" w:cs="Tahoma"/>
+          <w:noProof/>
+        </w:rPr>
+        <w:t>{{dof</w:t>
+      </w:r>
+      <w:proofErr w:type="gramStart"/>
+      <w:r>
+        <w:rPr>
+          <w:rFonts w:ascii="Bookman Old Style" w:hAnsi="Bookman Old Style" w:cs="Tahoma"/>
+          <w:noProof/>
+        </w:rPr>
+        <w:t>}}</w:t>
+      </w:r>
+      <w:r>
+        <w:rPr>
+          <w:rFonts w:ascii="Bookman Old Style" w:hAnsi="Bookman Old Style" w:cs="Tahoma"/>
+        </w:rPr>
+        <w:t xml:space="preserve">   </w:t>
+      </w:r>
+      <w:proofErr w:type="gramEnd"/>
+      <w:r>
+        <w:rPr>
+          <w:rFonts w:ascii="Bookman Old Style" w:hAnsi="Bookman Old Style" w:cs="Tahoma"/>
+        </w:rPr>
+        <w:t xml:space="preserve">                                         ADVOCATE</w:t>
       </w:r>
     </w:p>
     <w:p>
@@ -8990,14 +9467,29 @@
         <w:rPr>
           <w:rFonts w:ascii="Bookman Old Style" w:hAnsi="Bookman Old Style" w:cs="Tahoma"/>
         </w:rPr>
-        <w:t xml:space="preserve">G.W.O.P No.           OF  </w:t>
-      </w:r>
-      <w:r>
-        <w:rPr>
-          <w:rFonts w:ascii="Bookman Old Style" w:hAnsi="Bookman Old Style" w:cs="Tahoma"/>
-          <w:noProof/>
-        </w:rPr>
-        <w:t>{{year}}</w:t>
+        <w:t xml:space="preserve">G.W.O.P No.           </w:t>
+      </w:r>
+      <w:proofErr w:type="gramStart"/>
+      <w:r>
+        <w:rPr>
+          <w:rFonts w:ascii="Bookman Old Style" w:hAnsi="Bookman Old Style" w:cs="Tahoma"/>
+        </w:rPr>
+        <w:t xml:space="preserve">OF  </w:t>
+      </w:r>
+      <w:r>
+        <w:rPr>
+          <w:rFonts w:ascii="Bookman Old Style" w:hAnsi="Bookman Old Style" w:cs="Tahoma"/>
+          <w:noProof/>
+        </w:rPr>
+        <w:t>{</w:t>
+      </w:r>
+      <w:proofErr w:type="gramEnd"/>
+      <w:r>
+        <w:rPr>
+          <w:rFonts w:ascii="Bookman Old Style" w:hAnsi="Bookman Old Style" w:cs="Tahoma"/>
+          <w:noProof/>
+        </w:rPr>
+        <w:t>{year}}</w:t>
       </w:r>
     </w:p>
     <w:p>
@@ -9513,13 +10005,7 @@
         <w:rPr>
           <w:rFonts w:ascii="Bookman Old Style" w:hAnsi="Bookman Old Style" w:cs="Tahoma"/>
         </w:rPr>
-        <w:t xml:space="preserve">  G.W.O.P.</w:t>
-      </w:r>
-      <w:r>
-        <w:rPr>
-          <w:rFonts w:ascii="Bookman Old Style" w:hAnsi="Bookman Old Style" w:cs="Tahoma"/>
-        </w:rPr>
-        <w:t xml:space="preserve"> </w:t>
+        <w:t xml:space="preserve">  G.W.O.P. </w:t>
       </w:r>
       <w:r>
         <w:rPr>
@@ -10566,13 +11052,7 @@
         <w:rPr>
           <w:rFonts w:ascii="Bookman Old Style" w:hAnsi="Bookman Old Style" w:cs="Tahoma"/>
         </w:rPr>
-        <w:t xml:space="preserve">  G.W.O.P.</w:t>
-      </w:r>
-      <w:r>
-        <w:rPr>
-          <w:rFonts w:ascii="Bookman Old Style" w:hAnsi="Bookman Old Style" w:cs="Tahoma"/>
-        </w:rPr>
-        <w:t xml:space="preserve"> </w:t>
+        <w:t xml:space="preserve">  G.W.O.P. </w:t>
       </w:r>
       <w:r>
         <w:rPr>
@@ -12611,6 +13091,7 @@
   <w:style w:type="character" w:default="1" w:styleId="DefaultParagraphFont">
     <w:name w:val="Default Paragraph Font"/>
     <w:uiPriority w:val="1"/>
+    <w:semiHidden/>
     <w:unhideWhenUsed/>
   </w:style>
   <w:style w:type="table" w:default="1" w:styleId="TableNormal">

--- a/templates/telangana/trial_court/GWOP.docx
+++ b/templates/telangana/trial_court/GWOP.docx
@@ -8,17 +8,21 @@
         <w:rPr>
           <w:rFonts w:ascii="Bookman Old Style" w:hAnsi="Bookman Old Style" w:cs="Tahoma"/>
           <w:b/>
-        </w:rPr>
-      </w:pPr>
-      <w:r>
-        <w:rPr>
-          <w:rFonts w:ascii="Bookman Old Style" w:hAnsi="Bookman Old Style" w:cs="Tahoma"/>
-        </w:rPr>
-        <w:t xml:space="preserve">IN THE COURT OF </w:t>
-      </w:r>
-      <w:r>
-        <w:rPr>
-          <w:rFonts w:ascii="Bookman Old Style" w:hAnsi="Bookman Old Style" w:cs="Tahoma"/>
+          <w:bCs/>
+        </w:rPr>
+      </w:pPr>
+      <w:r>
+        <w:rPr>
+          <w:rFonts w:ascii="Bookman Old Style" w:hAnsi="Bookman Old Style" w:cs="Tahoma"/>
+          <w:b/>
+          <w:bCs/>
+        </w:rPr>
+        <w:t xml:space="preserve">IN THE COURT OF THE </w:t>
+      </w:r>
+      <w:r>
+        <w:rPr>
+          <w:rFonts w:ascii="Bookman Old Style" w:hAnsi="Bookman Old Style" w:cs="Tahoma"/>
+          <w:b/>
           <w:noProof/>
         </w:rPr>
         <w:t>{{court_name}}</w:t>
@@ -26,38 +30,45 @@
     </w:p>
     <w:p>
       <w:pPr>
-        <w:jc w:val="center"/>
-        <w:rPr>
-          <w:rFonts w:ascii="Bookman Old Style" w:hAnsi="Bookman Old Style" w:cs="Tahoma"/>
-          <w:b/>
-        </w:rPr>
-      </w:pPr>
-    </w:p>
-    <w:p>
-      <w:pPr>
-        <w:jc w:val="center"/>
-        <w:rPr>
-          <w:rFonts w:ascii="Bookman Old Style" w:hAnsi="Bookman Old Style" w:cs="Tahoma"/>
-        </w:rPr>
-      </w:pPr>
-      <w:r>
-        <w:rPr>
-          <w:rFonts w:ascii="Bookman Old Style" w:hAnsi="Bookman Old Style" w:cs="Tahoma"/>
+        <w:rPr>
+          <w:rFonts w:ascii="Bookman Old Style" w:hAnsi="Bookman Old Style" w:cs="Tahoma"/>
+          <w:b/>
+          <w:bCs/>
+        </w:rPr>
+      </w:pPr>
+    </w:p>
+    <w:p>
+      <w:pPr>
+        <w:jc w:val="center"/>
+        <w:rPr>
+          <w:rFonts w:ascii="Bookman Old Style" w:hAnsi="Bookman Old Style" w:cs="Tahoma"/>
+          <w:b/>
+          <w:bCs/>
+        </w:rPr>
+      </w:pPr>
+      <w:r>
+        <w:rPr>
+          <w:rFonts w:ascii="Bookman Old Style" w:hAnsi="Bookman Old Style" w:cs="Tahoma"/>
+          <w:b/>
+          <w:bCs/>
         </w:rPr>
         <w:t>G.W.O.P No.</w:t>
       </w:r>
       <w:r>
         <w:rPr>
           <w:rFonts w:ascii="Bookman Old Style" w:hAnsi="Bookman Old Style" w:cs="Tahoma"/>
-        </w:rPr>
-        <w:t xml:space="preserve">                                Of </w:t>
-      </w:r>
-      <w:r>
-        <w:rPr>
-          <w:rFonts w:ascii="Bookman Old Style" w:hAnsi="Bookman Old Style" w:cs="Tahoma"/>
-          <w:noProof/>
-        </w:rPr>
-        <w:t>{{year}}</w:t>
+          <w:b/>
+          <w:bCs/>
+        </w:rPr>
+        <w:t xml:space="preserve">             </w:t>
+      </w:r>
+      <w:r>
+        <w:rPr>
+          <w:rFonts w:ascii="Bookman Old Style" w:hAnsi="Bookman Old Style" w:cs="Tahoma"/>
+          <w:b/>
+          <w:bCs/>
+        </w:rPr>
+        <w:t>OF {{year}}</w:t>
       </w:r>
     </w:p>
     <w:p>
@@ -2278,14 +2289,12 @@
           <w:rFonts w:ascii="Bookman Old Style" w:hAnsi="Bookman Old Style" w:cs="Tahoma"/>
         </w:rPr>
         <w:tab/>
-        <w:t xml:space="preserve">OF </w:t>
-      </w:r>
-      <w:r>
-        <w:rPr>
-          <w:rFonts w:ascii="Bookman Old Style" w:hAnsi="Bookman Old Style" w:cs="Tahoma"/>
-          <w:noProof/>
-        </w:rPr>
-        <w:t>{{year}}</w:t>
+      </w:r>
+      <w:r>
+        <w:rPr>
+          <w:rFonts w:ascii="Bookman Old Style" w:hAnsi="Bookman Old Style" w:cs="Tahoma"/>
+        </w:rPr>
+        <w:t>OF {{year}}</w:t>
       </w:r>
     </w:p>
     <w:p>
@@ -2319,14 +2328,13 @@
         <w:rPr>
           <w:rFonts w:ascii="Bookman Old Style" w:hAnsi="Bookman Old Style" w:cs="Tahoma"/>
         </w:rPr>
-        <w:t xml:space="preserve">                                Of </w:t>
-      </w:r>
-      <w:r>
-        <w:rPr>
-          <w:rFonts w:ascii="Bookman Old Style" w:hAnsi="Bookman Old Style" w:cs="Tahoma"/>
-          <w:noProof/>
-        </w:rPr>
-        <w:t>{{year}}</w:t>
+        <w:t xml:space="preserve">                                </w:t>
+      </w:r>
+      <w:r>
+        <w:rPr>
+          <w:rFonts w:ascii="Bookman Old Style" w:hAnsi="Bookman Old Style" w:cs="Tahoma"/>
+        </w:rPr>
+        <w:t>OF {{year}}</w:t>
       </w:r>
     </w:p>
     <w:p>
@@ -3076,14 +3084,12 @@
           <w:rFonts w:ascii="Bookman Old Style" w:hAnsi="Bookman Old Style" w:cs="Tahoma"/>
         </w:rPr>
         <w:tab/>
-        <w:t xml:space="preserve">OF </w:t>
-      </w:r>
-      <w:r>
-        <w:rPr>
-          <w:rFonts w:ascii="Bookman Old Style" w:hAnsi="Bookman Old Style" w:cs="Tahoma"/>
-          <w:noProof/>
-        </w:rPr>
-        <w:t>{{year}}</w:t>
+      </w:r>
+      <w:r>
+        <w:rPr>
+          <w:rFonts w:ascii="Bookman Old Style" w:hAnsi="Bookman Old Style" w:cs="Tahoma"/>
+        </w:rPr>
+        <w:t>OF {{year}}</w:t>
       </w:r>
     </w:p>
     <w:p>
@@ -3117,26 +3123,13 @@
         <w:rPr>
           <w:rFonts w:ascii="Bookman Old Style" w:hAnsi="Bookman Old Style" w:cs="Tahoma"/>
         </w:rPr>
-        <w:t xml:space="preserve">                       O</w:t>
-      </w:r>
-      <w:r>
-        <w:rPr>
-          <w:rFonts w:ascii="Bookman Old Style" w:hAnsi="Bookman Old Style" w:cs="Tahoma"/>
-        </w:rPr>
-        <w:t>F</w:t>
-      </w:r>
-      <w:r>
-        <w:rPr>
-          <w:rFonts w:ascii="Bookman Old Style" w:hAnsi="Bookman Old Style" w:cs="Tahoma"/>
-        </w:rPr>
-        <w:t xml:space="preserve"> </w:t>
-      </w:r>
-      <w:r>
-        <w:rPr>
-          <w:rFonts w:ascii="Bookman Old Style" w:hAnsi="Bookman Old Style" w:cs="Tahoma"/>
-          <w:noProof/>
-        </w:rPr>
-        <w:t>{{year}}</w:t>
+        <w:t xml:space="preserve">                       </w:t>
+      </w:r>
+      <w:r>
+        <w:rPr>
+          <w:rFonts w:ascii="Bookman Old Style" w:hAnsi="Bookman Old Style" w:cs="Tahoma"/>
+        </w:rPr>
+        <w:t>OF {{year}}</w:t>
       </w:r>
     </w:p>
     <w:p>
@@ -3708,14 +3701,12 @@
           <w:rFonts w:ascii="Bookman Old Style" w:hAnsi="Bookman Old Style" w:cs="Tahoma"/>
         </w:rPr>
         <w:tab/>
-        <w:t xml:space="preserve">OF </w:t>
-      </w:r>
-      <w:r>
-        <w:rPr>
-          <w:rFonts w:ascii="Bookman Old Style" w:hAnsi="Bookman Old Style" w:cs="Tahoma"/>
-          <w:noProof/>
-        </w:rPr>
-        <w:t>{{year}}</w:t>
+      </w:r>
+      <w:r>
+        <w:rPr>
+          <w:rFonts w:ascii="Bookman Old Style" w:hAnsi="Bookman Old Style" w:cs="Tahoma"/>
+        </w:rPr>
+        <w:t>OF {{year}}</w:t>
       </w:r>
     </w:p>
     <w:p>
@@ -4331,14 +4322,12 @@
           <w:rFonts w:ascii="Bookman Old Style" w:hAnsi="Bookman Old Style" w:cs="Tahoma"/>
         </w:rPr>
         <w:tab/>
-        <w:t xml:space="preserve">OF </w:t>
-      </w:r>
-      <w:r>
-        <w:rPr>
-          <w:rFonts w:ascii="Bookman Old Style" w:hAnsi="Bookman Old Style" w:cs="Tahoma"/>
-          <w:noProof/>
-        </w:rPr>
-        <w:t>{{year}}</w:t>
+      </w:r>
+      <w:r>
+        <w:rPr>
+          <w:rFonts w:ascii="Bookman Old Style" w:hAnsi="Bookman Old Style" w:cs="Tahoma"/>
+        </w:rPr>
+        <w:t>OF {{year}}</w:t>
       </w:r>
     </w:p>
     <w:p>
@@ -4372,14 +4361,13 @@
         <w:rPr>
           <w:rFonts w:ascii="Bookman Old Style" w:hAnsi="Bookman Old Style" w:cs="Tahoma"/>
         </w:rPr>
-        <w:t xml:space="preserve">                                Of </w:t>
-      </w:r>
-      <w:r>
-        <w:rPr>
-          <w:rFonts w:ascii="Bookman Old Style" w:hAnsi="Bookman Old Style" w:cs="Tahoma"/>
-          <w:noProof/>
-        </w:rPr>
-        <w:t>{{year}}</w:t>
+        <w:t xml:space="preserve">                                </w:t>
+      </w:r>
+      <w:r>
+        <w:rPr>
+          <w:rFonts w:ascii="Bookman Old Style" w:hAnsi="Bookman Old Style" w:cs="Tahoma"/>
+        </w:rPr>
+        <w:t>OF {{year}}</w:t>
       </w:r>
     </w:p>
     <w:p>
@@ -4936,14 +4924,13 @@
           <w:rFonts w:ascii="Bookman Old Style" w:hAnsi="Bookman Old Style" w:cs="Tahoma"/>
         </w:rPr>
         <w:tab/>
-        <w:t xml:space="preserve">            OF </w:t>
-      </w:r>
-      <w:r>
-        <w:rPr>
-          <w:rFonts w:ascii="Bookman Old Style" w:hAnsi="Bookman Old Style" w:cs="Tahoma"/>
-          <w:noProof/>
-        </w:rPr>
-        <w:t>{{year}}</w:t>
+        <w:t xml:space="preserve">            </w:t>
+      </w:r>
+      <w:r>
+        <w:rPr>
+          <w:rFonts w:ascii="Bookman Old Style" w:hAnsi="Bookman Old Style" w:cs="Tahoma"/>
+        </w:rPr>
+        <w:t>OF {{year}}</w:t>
       </w:r>
     </w:p>
     <w:p>
@@ -5531,14 +5518,12 @@
           <w:rFonts w:ascii="Bookman Old Style" w:hAnsi="Bookman Old Style" w:cs="Tahoma"/>
         </w:rPr>
         <w:tab/>
-        <w:t xml:space="preserve">OF </w:t>
-      </w:r>
-      <w:r>
-        <w:rPr>
-          <w:rFonts w:ascii="Bookman Old Style" w:hAnsi="Bookman Old Style" w:cs="Tahoma"/>
-          <w:noProof/>
-        </w:rPr>
-        <w:t>{{year}}</w:t>
+      </w:r>
+      <w:r>
+        <w:rPr>
+          <w:rFonts w:ascii="Bookman Old Style" w:hAnsi="Bookman Old Style" w:cs="Tahoma"/>
+        </w:rPr>
+        <w:t>OF {{year}}</w:t>
       </w:r>
     </w:p>
     <w:p>
@@ -5572,14 +5557,13 @@
         <w:rPr>
           <w:rFonts w:ascii="Bookman Old Style" w:hAnsi="Bookman Old Style" w:cs="Tahoma"/>
         </w:rPr>
-        <w:t xml:space="preserve">                                Of </w:t>
-      </w:r>
-      <w:r>
-        <w:rPr>
-          <w:rFonts w:ascii="Bookman Old Style" w:hAnsi="Bookman Old Style" w:cs="Tahoma"/>
-          <w:noProof/>
-        </w:rPr>
-        <w:t>{{year}}</w:t>
+        <w:t xml:space="preserve">                                </w:t>
+      </w:r>
+      <w:r>
+        <w:rPr>
+          <w:rFonts w:ascii="Bookman Old Style" w:hAnsi="Bookman Old Style" w:cs="Tahoma"/>
+        </w:rPr>
+        <w:t>OF {{year}}</w:t>
       </w:r>
     </w:p>
     <w:p>
@@ -6132,14 +6116,13 @@
         <w:rPr>
           <w:rFonts w:ascii="Bookman Old Style" w:hAnsi="Bookman Old Style" w:cs="Tahoma"/>
         </w:rPr>
-        <w:t xml:space="preserve">                                Of </w:t>
-      </w:r>
-      <w:r>
-        <w:rPr>
-          <w:rFonts w:ascii="Bookman Old Style" w:hAnsi="Bookman Old Style" w:cs="Tahoma"/>
-          <w:noProof/>
-        </w:rPr>
-        <w:t>{{year}}</w:t>
+        <w:t xml:space="preserve">                                </w:t>
+      </w:r>
+      <w:r>
+        <w:rPr>
+          <w:rFonts w:ascii="Bookman Old Style" w:hAnsi="Bookman Old Style" w:cs="Tahoma"/>
+        </w:rPr>
+        <w:t>OF {{year}}</w:t>
       </w:r>
     </w:p>
     <w:p>
@@ -6667,14 +6650,12 @@
           <w:rFonts w:ascii="Bookman Old Style" w:hAnsi="Bookman Old Style" w:cs="Tahoma"/>
         </w:rPr>
         <w:tab/>
-        <w:t xml:space="preserve">OF </w:t>
-      </w:r>
-      <w:r>
-        <w:rPr>
-          <w:rFonts w:ascii="Bookman Old Style" w:hAnsi="Bookman Old Style" w:cs="Tahoma"/>
-          <w:noProof/>
-        </w:rPr>
-        <w:t>{{year}}</w:t>
+      </w:r>
+      <w:r>
+        <w:rPr>
+          <w:rFonts w:ascii="Bookman Old Style" w:hAnsi="Bookman Old Style" w:cs="Tahoma"/>
+        </w:rPr>
+        <w:t>OF {{year}}</w:t>
       </w:r>
     </w:p>
     <w:p>
@@ -10011,14 +9992,13 @@
         <w:rPr>
           <w:rFonts w:ascii="Bookman Old Style" w:hAnsi="Bookman Old Style" w:cs="Tahoma"/>
         </w:rPr>
-        <w:t xml:space="preserve">No.                  OF </w:t>
-      </w:r>
-      <w:r>
-        <w:rPr>
-          <w:rFonts w:ascii="Bookman Old Style" w:hAnsi="Bookman Old Style" w:cs="Tahoma"/>
-          <w:noProof/>
-        </w:rPr>
-        <w:t>{{year}}</w:t>
+        <w:t xml:space="preserve">No.                  </w:t>
+      </w:r>
+      <w:r>
+        <w:rPr>
+          <w:rFonts w:ascii="Bookman Old Style" w:hAnsi="Bookman Old Style" w:cs="Tahoma"/>
+        </w:rPr>
+        <w:t>OF {{year}}</w:t>
       </w:r>
     </w:p>
     <w:p>
@@ -10588,14 +10568,13 @@
         <w:rPr>
           <w:rFonts w:ascii="Bookman Old Style" w:hAnsi="Bookman Old Style" w:cs="Tahoma"/>
         </w:rPr>
-        <w:t xml:space="preserve"> No.              OF </w:t>
-      </w:r>
-      <w:r>
-        <w:rPr>
-          <w:rFonts w:ascii="Bookman Old Style" w:hAnsi="Bookman Old Style" w:cs="Tahoma"/>
-          <w:noProof/>
-        </w:rPr>
-        <w:t>{{year}}</w:t>
+        <w:t xml:space="preserve"> No.              </w:t>
+      </w:r>
+      <w:r>
+        <w:rPr>
+          <w:rFonts w:ascii="Bookman Old Style" w:hAnsi="Bookman Old Style" w:cs="Tahoma"/>
+        </w:rPr>
+        <w:t>OF {{year}}</w:t>
       </w:r>
     </w:p>
     <w:p>
@@ -11058,14 +11037,13 @@
         <w:rPr>
           <w:rFonts w:ascii="Bookman Old Style" w:hAnsi="Bookman Old Style" w:cs="Tahoma"/>
         </w:rPr>
-        <w:t xml:space="preserve">No.                  OF </w:t>
-      </w:r>
-      <w:r>
-        <w:rPr>
-          <w:rFonts w:ascii="Bookman Old Style" w:hAnsi="Bookman Old Style" w:cs="Tahoma"/>
-          <w:noProof/>
-        </w:rPr>
-        <w:t>{{year}}</w:t>
+        <w:t xml:space="preserve">No.                  </w:t>
+      </w:r>
+      <w:r>
+        <w:rPr>
+          <w:rFonts w:ascii="Bookman Old Style" w:hAnsi="Bookman Old Style" w:cs="Tahoma"/>
+        </w:rPr>
+        <w:t>OF {{year}}</w:t>
       </w:r>
     </w:p>
     <w:p>
@@ -11657,14 +11635,13 @@
         <w:rPr>
           <w:rFonts w:ascii="Bookman Old Style" w:hAnsi="Bookman Old Style" w:cs="Tahoma"/>
         </w:rPr>
-        <w:t xml:space="preserve"> No.              OF </w:t>
-      </w:r>
-      <w:r>
-        <w:rPr>
-          <w:rFonts w:ascii="Bookman Old Style" w:hAnsi="Bookman Old Style" w:cs="Tahoma"/>
-          <w:noProof/>
-        </w:rPr>
-        <w:t>{{year}}</w:t>
+        <w:t xml:space="preserve"> No.              </w:t>
+      </w:r>
+      <w:r>
+        <w:rPr>
+          <w:rFonts w:ascii="Bookman Old Style" w:hAnsi="Bookman Old Style" w:cs="Tahoma"/>
+        </w:rPr>
+        <w:t>OF {{year}}</w:t>
       </w:r>
     </w:p>
     <w:p>

--- a/templates/telangana/trial_court/GWOP.docx
+++ b/templates/telangana/trial_court/GWOP.docx
@@ -4534,7 +4534,15 @@
           <w:sz w:val="24"/>
           <w:u w:val="single"/>
         </w:rPr>
-        <w:t>PETITION FILED UNDER ORDER-VI RULE-15(4) OF CPC.</w:t>
+        <w:t>AFFIDAVIT</w:t>
+      </w:r>
+      <w:r>
+        <w:rPr>
+          <w:rFonts w:cs="Tahoma"/>
+          <w:sz w:val="24"/>
+          <w:u w:val="single"/>
+        </w:rPr>
+        <w:t xml:space="preserve"> FILED UNDER ORDER-VI RULE-15(4) OF CPC.</w:t>
       </w:r>
     </w:p>
     <w:p>
@@ -5188,7 +5196,15 @@
           <w:sz w:val="24"/>
           <w:u w:val="single"/>
         </w:rPr>
-        <w:t xml:space="preserve">PETITION FILED UNDER </w:t>
+        <w:t>AFFIDAVIT</w:t>
+      </w:r>
+      <w:r>
+        <w:rPr>
+          <w:rFonts w:cs="Tahoma"/>
+          <w:sz w:val="24"/>
+          <w:u w:val="single"/>
+        </w:rPr>
+        <w:t xml:space="preserve"> FILED UNDER </w:t>
       </w:r>
     </w:p>
     <w:p>
@@ -5716,15 +5732,6 @@
           <w:u w:val="single"/>
         </w:rPr>
       </w:pPr>
-    </w:p>
-    <w:p>
-      <w:pPr>
-        <w:jc w:val="center"/>
-        <w:rPr>
-          <w:rFonts w:ascii="Bookman Old Style" w:hAnsi="Bookman Old Style" w:cs="Tahoma"/>
-          <w:u w:val="single"/>
-        </w:rPr>
-      </w:pPr>
       <w:r>
         <w:rPr>
           <w:rFonts w:ascii="Bookman Old Style" w:hAnsi="Bookman Old Style" w:cs="Tahoma"/>
@@ -5815,17 +5822,6 @@
         <w:tab/>
         <w:t xml:space="preserve">    I am the petitioner herein as such I am well-acquainted facts of the case.</w:t>
       </w:r>
-    </w:p>
-    <w:p>
-      <w:pPr>
-        <w:pStyle w:val="BodyTextIndent"/>
-        <w:spacing w:line="360" w:lineRule="auto"/>
-        <w:ind w:left="0"/>
-        <w:rPr>
-          <w:rFonts w:cs="Tahoma"/>
-          <w:sz w:val="24"/>
-        </w:rPr>
-      </w:pPr>
     </w:p>
     <w:p>
       <w:pPr>
@@ -5837,6 +5833,17 @@
           <w:sz w:val="24"/>
         </w:rPr>
       </w:pPr>
+    </w:p>
+    <w:p>
+      <w:pPr>
+        <w:pStyle w:val="BodyTextIndent"/>
+        <w:spacing w:line="360" w:lineRule="auto"/>
+        <w:ind w:left="0" w:firstLine="0"/>
+        <w:rPr>
+          <w:rFonts w:cs="Tahoma"/>
+          <w:sz w:val="24"/>
+        </w:rPr>
+      </w:pPr>
       <w:r>
         <w:rPr>
           <w:rFonts w:cs="Tahoma"/>
@@ -5881,139 +5888,169 @@
           <w:rFonts w:ascii="Bookman Old Style" w:hAnsi="Bookman Old Style" w:cs="Tahoma"/>
         </w:rPr>
         <w:tab/>
-        <w:t>It is therefore prayed that this Hon'ble Court may be pleased to permit me to appointing the counsel</w:t>
+        <w:t xml:space="preserve">It is therefore prayed that this Hon'ble Court may be pleased to permit me to appointing the counsel </w:t>
+      </w:r>
+      <w:r>
+        <w:rPr>
+          <w:rFonts w:ascii="Bookman Old Style" w:hAnsi="Bookman Old Style" w:cs="Tahoma"/>
+        </w:rPr>
+        <w:t>{{</w:t>
+      </w:r>
+      <w:proofErr w:type="spellStart"/>
+      <w:r>
+        <w:rPr>
+          <w:rFonts w:ascii="Bookman Old Style" w:hAnsi="Bookman Old Style" w:cs="Tahoma"/>
+        </w:rPr>
+        <w:t>summons_address</w:t>
+      </w:r>
+      <w:proofErr w:type="spellEnd"/>
+      <w:r>
+        <w:rPr>
+          <w:rFonts w:ascii="Bookman Old Style" w:hAnsi="Bookman Old Style" w:cs="Tahoma"/>
+        </w:rPr>
+        <w:t>}}</w:t>
+      </w:r>
+      <w:r>
+        <w:rPr>
+          <w:rFonts w:ascii="Bookman Old Style" w:hAnsi="Bookman Old Style" w:cs="Tahoma"/>
+        </w:rPr>
+        <w:t xml:space="preserve"> to defend and represent the above said case and pass such other order or orders as this Hon'ble Court may deem fit and proper in the interest of justice. </w:t>
+      </w:r>
+    </w:p>
+    <w:p>
+      <w:pPr>
+        <w:jc w:val="both"/>
+        <w:rPr>
+          <w:rFonts w:ascii="Bookman Old Style" w:hAnsi="Bookman Old Style" w:cs="Tahoma"/>
+        </w:rPr>
+      </w:pPr>
+    </w:p>
+    <w:p>
+      <w:pPr>
+        <w:jc w:val="both"/>
+        <w:rPr>
+          <w:rFonts w:ascii="Bookman Old Style" w:hAnsi="Bookman Old Style" w:cs="Tahoma"/>
+        </w:rPr>
+      </w:pPr>
+      <w:r>
+        <w:rPr>
+          <w:rFonts w:ascii="Bookman Old Style" w:hAnsi="Bookman Old Style" w:cs="Tahoma"/>
+        </w:rPr>
+        <w:t>Sworn and signed before me</w:t>
+      </w:r>
+      <w:r>
+        <w:rPr>
+          <w:rFonts w:ascii="Bookman Old Style" w:hAnsi="Bookman Old Style" w:cs="Tahoma"/>
+        </w:rPr>
+        <w:tab/>
+      </w:r>
+      <w:r>
+        <w:rPr>
+          <w:rFonts w:ascii="Bookman Old Style" w:hAnsi="Bookman Old Style" w:cs="Tahoma"/>
+        </w:rPr>
+        <w:tab/>
+      </w:r>
+      <w:r>
+        <w:rPr>
+          <w:rFonts w:ascii="Bookman Old Style" w:hAnsi="Bookman Old Style" w:cs="Tahoma"/>
+        </w:rPr>
+        <w:tab/>
+      </w:r>
+      <w:r>
+        <w:rPr>
+          <w:rFonts w:ascii="Bookman Old Style" w:hAnsi="Bookman Old Style" w:cs="Tahoma"/>
+        </w:rPr>
+        <w:tab/>
+      </w:r>
+      <w:r>
+        <w:rPr>
+          <w:rFonts w:ascii="Bookman Old Style" w:hAnsi="Bookman Old Style" w:cs="Tahoma"/>
+        </w:rPr>
+        <w:tab/>
+        <w:t>Deponent</w:t>
+      </w:r>
+    </w:p>
+    <w:p>
+      <w:pPr>
+        <w:jc w:val="both"/>
+        <w:rPr>
+          <w:rFonts w:ascii="Bookman Old Style" w:hAnsi="Bookman Old Style" w:cs="Tahoma"/>
+        </w:rPr>
+      </w:pPr>
+      <w:r>
+        <w:rPr>
+          <w:rFonts w:ascii="Bookman Old Style" w:hAnsi="Bookman Old Style" w:cs="Tahoma"/>
+        </w:rPr>
+        <w:t xml:space="preserve">On </w:t>
+      </w:r>
+      <w:r>
+        <w:rPr>
+          <w:rFonts w:ascii="Bookman Old Style" w:hAnsi="Bookman Old Style" w:cs="Tahoma"/>
+          <w:noProof/>
+        </w:rPr>
+        <w:t>{{dof}}</w:t>
+      </w:r>
+    </w:p>
+    <w:p>
+      <w:pPr>
+        <w:jc w:val="both"/>
+        <w:rPr>
+          <w:rFonts w:ascii="Bookman Old Style" w:hAnsi="Bookman Old Style" w:cs="Tahoma"/>
+        </w:rPr>
+      </w:pPr>
+      <w:r>
+        <w:rPr>
+          <w:rFonts w:ascii="Bookman Old Style" w:hAnsi="Bookman Old Style" w:cs="Tahoma"/>
+        </w:rPr>
+        <w:t xml:space="preserve">At </w:t>
+      </w:r>
+      <w:r>
+        <w:rPr>
+          <w:rFonts w:ascii="Bookman Old Style" w:hAnsi="Bookman Old Style" w:cs="Tahoma"/>
+          <w:noProof/>
+        </w:rPr>
+        <w:t>{{place}}</w:t>
+      </w:r>
+    </w:p>
+    <w:p>
+      <w:pPr>
+        <w:jc w:val="center"/>
+        <w:rPr>
+          <w:rFonts w:ascii="Bookman Old Style" w:hAnsi="Bookman Old Style" w:cs="Tahoma"/>
+        </w:rPr>
+      </w:pPr>
+    </w:p>
+    <w:p>
+      <w:pPr>
+        <w:jc w:val="center"/>
+        <w:rPr>
+          <w:rFonts w:ascii="Bookman Old Style" w:hAnsi="Bookman Old Style" w:cs="Tahoma"/>
+          <w:noProof/>
+        </w:rPr>
+      </w:pPr>
+      <w:r>
+        <w:rPr>
+          <w:rFonts w:ascii="Bookman Old Style" w:hAnsi="Bookman Old Style" w:cs="Tahoma"/>
+        </w:rPr>
+        <w:t>Advocate</w:t>
       </w:r>
       <w:proofErr w:type="gramStart"/>
       <w:r>
         <w:rPr>
           <w:rFonts w:ascii="Bookman Old Style" w:hAnsi="Bookman Old Style" w:cs="Tahoma"/>
         </w:rPr>
+        <w:t>: :</w:t>
+      </w:r>
+      <w:proofErr w:type="gramEnd"/>
+      <w:r>
+        <w:rPr>
+          <w:rFonts w:ascii="Bookman Old Style" w:hAnsi="Bookman Old Style" w:cs="Tahoma"/>
+        </w:rPr>
         <w:t xml:space="preserve"> </w:t>
       </w:r>
       <w:r>
         <w:rPr>
           <w:rFonts w:ascii="Bookman Old Style" w:hAnsi="Bookman Old Style" w:cs="Tahoma"/>
-        </w:rPr>
-        <w:t xml:space="preserve"> </w:t>
-      </w:r>
-      <w:r>
-        <w:rPr>
-          <w:rFonts w:ascii="Bookman Old Style" w:hAnsi="Bookman Old Style" w:cs="Tahoma"/>
-        </w:rPr>
-        <w:t xml:space="preserve"> </w:t>
-      </w:r>
-      <w:r>
-        <w:rPr>
-          <w:rFonts w:ascii="Bookman Old Style" w:hAnsi="Bookman Old Style" w:cs="Tahoma"/>
-          <w:noProof/>
-        </w:rPr>
-        <w:t>{</w:t>
-      </w:r>
-      <w:proofErr w:type="gramEnd"/>
-      <w:r>
-        <w:rPr>
-          <w:rFonts w:ascii="Bookman Old Style" w:hAnsi="Bookman Old Style" w:cs="Tahoma"/>
-          <w:noProof/>
-        </w:rPr>
-        <w:t>{address_for_service}}</w:t>
-      </w:r>
-      <w:r>
-        <w:rPr>
-          <w:rFonts w:ascii="Bookman Old Style" w:hAnsi="Bookman Old Style" w:cs="Tahoma"/>
-        </w:rPr>
-        <w:t xml:space="preserve"> to defend and represent the above said case and pass such other order or orders as this Hon'ble Court may deem fit and proper in the interest of justice. </w:t>
-      </w:r>
-    </w:p>
-    <w:p>
-      <w:pPr>
-        <w:jc w:val="both"/>
-        <w:rPr>
-          <w:rFonts w:ascii="Bookman Old Style" w:hAnsi="Bookman Old Style" w:cs="Tahoma"/>
-        </w:rPr>
-      </w:pPr>
-    </w:p>
-    <w:p>
-      <w:pPr>
-        <w:jc w:val="both"/>
-        <w:rPr>
-          <w:rFonts w:ascii="Bookman Old Style" w:hAnsi="Bookman Old Style" w:cs="Tahoma"/>
-        </w:rPr>
-      </w:pPr>
-      <w:r>
-        <w:rPr>
-          <w:rFonts w:ascii="Bookman Old Style" w:hAnsi="Bookman Old Style" w:cs="Tahoma"/>
-        </w:rPr>
-        <w:t>Sworn and signed before me</w:t>
-      </w:r>
-      <w:r>
-        <w:rPr>
-          <w:rFonts w:ascii="Bookman Old Style" w:hAnsi="Bookman Old Style" w:cs="Tahoma"/>
-        </w:rPr>
-        <w:tab/>
-      </w:r>
-      <w:r>
-        <w:rPr>
-          <w:rFonts w:ascii="Bookman Old Style" w:hAnsi="Bookman Old Style" w:cs="Tahoma"/>
-        </w:rPr>
-        <w:tab/>
-      </w:r>
-      <w:r>
-        <w:rPr>
-          <w:rFonts w:ascii="Bookman Old Style" w:hAnsi="Bookman Old Style" w:cs="Tahoma"/>
-        </w:rPr>
-        <w:tab/>
-      </w:r>
-      <w:r>
-        <w:rPr>
-          <w:rFonts w:ascii="Bookman Old Style" w:hAnsi="Bookman Old Style" w:cs="Tahoma"/>
-        </w:rPr>
-        <w:tab/>
-      </w:r>
-      <w:r>
-        <w:rPr>
-          <w:rFonts w:ascii="Bookman Old Style" w:hAnsi="Bookman Old Style" w:cs="Tahoma"/>
-        </w:rPr>
-        <w:tab/>
-        <w:t>Deponent</w:t>
-      </w:r>
-    </w:p>
-    <w:p>
-      <w:pPr>
-        <w:jc w:val="both"/>
-        <w:rPr>
-          <w:rFonts w:ascii="Bookman Old Style" w:hAnsi="Bookman Old Style" w:cs="Tahoma"/>
-        </w:rPr>
-      </w:pPr>
-      <w:r>
-        <w:rPr>
-          <w:rFonts w:ascii="Bookman Old Style" w:hAnsi="Bookman Old Style" w:cs="Tahoma"/>
-        </w:rPr>
-        <w:t xml:space="preserve">On </w:t>
-      </w:r>
-      <w:r>
-        <w:rPr>
-          <w:rFonts w:ascii="Bookman Old Style" w:hAnsi="Bookman Old Style" w:cs="Tahoma"/>
-          <w:noProof/>
-        </w:rPr>
-        <w:t>{{dof}}</w:t>
-      </w:r>
-    </w:p>
-    <w:p>
-      <w:pPr>
-        <w:jc w:val="both"/>
-        <w:rPr>
-          <w:rFonts w:ascii="Bookman Old Style" w:hAnsi="Bookman Old Style" w:cs="Tahoma"/>
-        </w:rPr>
-      </w:pPr>
-      <w:r>
-        <w:rPr>
-          <w:rFonts w:ascii="Bookman Old Style" w:hAnsi="Bookman Old Style" w:cs="Tahoma"/>
-        </w:rPr>
-        <w:t xml:space="preserve">At </w:t>
-      </w:r>
-      <w:r>
-        <w:rPr>
-          <w:rFonts w:ascii="Bookman Old Style" w:hAnsi="Bookman Old Style" w:cs="Tahoma"/>
           <w:noProof/>
         </w:rPr>
         <w:t>{{place}}</w:t>
@@ -6029,38 +6066,10 @@
     </w:p>
     <w:p>
       <w:pPr>
-        <w:jc w:val="center"/>
-        <w:rPr>
-          <w:rFonts w:ascii="Bookman Old Style" w:hAnsi="Bookman Old Style" w:cs="Tahoma"/>
-        </w:rPr>
-      </w:pPr>
-      <w:r>
-        <w:rPr>
-          <w:rFonts w:ascii="Bookman Old Style" w:hAnsi="Bookman Old Style" w:cs="Tahoma"/>
-        </w:rPr>
-        <w:t>Advocate</w:t>
-      </w:r>
-      <w:proofErr w:type="gramStart"/>
-      <w:r>
-        <w:rPr>
-          <w:rFonts w:ascii="Bookman Old Style" w:hAnsi="Bookman Old Style" w:cs="Tahoma"/>
-        </w:rPr>
-        <w:t>: :</w:t>
-      </w:r>
-      <w:proofErr w:type="gramEnd"/>
-      <w:r>
-        <w:rPr>
-          <w:rFonts w:ascii="Bookman Old Style" w:hAnsi="Bookman Old Style" w:cs="Tahoma"/>
-        </w:rPr>
-        <w:t xml:space="preserve"> </w:t>
-      </w:r>
-      <w:r>
-        <w:rPr>
-          <w:rFonts w:ascii="Bookman Old Style" w:hAnsi="Bookman Old Style" w:cs="Tahoma"/>
-          <w:noProof/>
-        </w:rPr>
-        <w:t>{{place}}</w:t>
-      </w:r>
+        <w:rPr>
+          <w:rFonts w:ascii="Bookman Old Style" w:hAnsi="Bookman Old Style" w:cs="Tahoma"/>
+        </w:rPr>
+      </w:pPr>
       <w:r>
         <w:rPr>
           <w:rFonts w:ascii="Bookman Old Style" w:hAnsi="Bookman Old Style" w:cs="Tahoma"/>
@@ -6334,41 +6343,27 @@
           <w:rFonts w:ascii="Bookman Old Style" w:hAnsi="Bookman Old Style" w:cs="Tahoma"/>
         </w:rPr>
         <w:tab/>
-        <w:t>For the reasons stated in the accompanying affidavit, it is prayed that this Hon'ble Court may be pleased to permit the petitioner to appoint advocate</w:t>
-      </w:r>
-      <w:proofErr w:type="gramStart"/>
-      <w:r>
-        <w:rPr>
-          <w:rFonts w:ascii="Bookman Old Style" w:hAnsi="Bookman Old Style" w:cs="Tahoma"/>
-        </w:rPr>
-        <w:t xml:space="preserve"> </w:t>
-      </w:r>
-      <w:r>
-        <w:rPr>
-          <w:rFonts w:ascii="Bookman Old Style" w:hAnsi="Bookman Old Style" w:cs="Tahoma"/>
-        </w:rPr>
-        <w:t xml:space="preserve"> </w:t>
-      </w:r>
-      <w:r>
-        <w:rPr>
-          <w:rFonts w:ascii="Bookman Old Style" w:hAnsi="Bookman Old Style" w:cs="Tahoma"/>
-        </w:rPr>
-        <w:t xml:space="preserve"> </w:t>
-      </w:r>
-      <w:r>
-        <w:rPr>
-          <w:rFonts w:ascii="Bookman Old Style" w:hAnsi="Bookman Old Style" w:cs="Tahoma"/>
-          <w:noProof/>
-        </w:rPr>
-        <w:t>{</w:t>
-      </w:r>
-      <w:proofErr w:type="gramEnd"/>
-      <w:r>
-        <w:rPr>
-          <w:rFonts w:ascii="Bookman Old Style" w:hAnsi="Bookman Old Style" w:cs="Tahoma"/>
-          <w:noProof/>
-        </w:rPr>
-        <w:t>{address_for_service}}</w:t>
+        <w:t xml:space="preserve">For the reasons stated in the accompanying affidavit, it is prayed that this Hon'ble Court may be pleased to permit the petitioner to appoint advocate </w:t>
+      </w:r>
+      <w:r>
+        <w:rPr>
+          <w:rFonts w:ascii="Bookman Old Style" w:hAnsi="Bookman Old Style" w:cs="Tahoma"/>
+        </w:rPr>
+        <w:t>{{</w:t>
+      </w:r>
+      <w:proofErr w:type="spellStart"/>
+      <w:r>
+        <w:rPr>
+          <w:rFonts w:ascii="Bookman Old Style" w:hAnsi="Bookman Old Style" w:cs="Tahoma"/>
+        </w:rPr>
+        <w:t>summons_address</w:t>
+      </w:r>
+      <w:proofErr w:type="spellEnd"/>
+      <w:r>
+        <w:rPr>
+          <w:rFonts w:ascii="Bookman Old Style" w:hAnsi="Bookman Old Style" w:cs="Tahoma"/>
+        </w:rPr>
+        <w:t>}}</w:t>
       </w:r>
       <w:r>
         <w:rPr>
@@ -10160,8 +10155,73 @@
           <w:bCs/>
           <w:u w:val="single"/>
         </w:rPr>
-        <w:t>VERIFICATION AFFIDAVIT OF PETITIONER</w:t>
-      </w:r>
+        <w:t xml:space="preserve">VERIFICATION AFFIDAVIT </w:t>
+      </w:r>
+      <w:r>
+        <w:rPr>
+          <w:rFonts w:ascii="Bookman Old Style" w:hAnsi="Bookman Old Style"/>
+          <w:b/>
+          <w:bCs/>
+          <w:u w:val="single"/>
+        </w:rPr>
+        <w:t>FILED UNDER ORDER-VI RULE-15(4) OF C</w:t>
+      </w:r>
+      <w:r>
+        <w:rPr>
+          <w:rFonts w:ascii="Bookman Old Style" w:hAnsi="Bookman Old Style"/>
+          <w:b/>
+          <w:bCs/>
+          <w:u w:val="single"/>
+        </w:rPr>
+        <w:t>.</w:t>
+      </w:r>
+      <w:r>
+        <w:rPr>
+          <w:rFonts w:ascii="Bookman Old Style" w:hAnsi="Bookman Old Style"/>
+          <w:b/>
+          <w:bCs/>
+          <w:u w:val="single"/>
+        </w:rPr>
+        <w:t>P</w:t>
+      </w:r>
+      <w:r>
+        <w:rPr>
+          <w:rFonts w:ascii="Bookman Old Style" w:hAnsi="Bookman Old Style"/>
+          <w:b/>
+          <w:bCs/>
+          <w:u w:val="single"/>
+        </w:rPr>
+        <w:t>.</w:t>
+      </w:r>
+      <w:r>
+        <w:rPr>
+          <w:rFonts w:ascii="Bookman Old Style" w:hAnsi="Bookman Old Style"/>
+          <w:b/>
+          <w:bCs/>
+          <w:u w:val="single"/>
+        </w:rPr>
+        <w:t>C</w:t>
+      </w:r>
+      <w:r>
+        <w:rPr>
+          <w:rFonts w:ascii="Bookman Old Style" w:hAnsi="Bookman Old Style"/>
+          <w:b/>
+          <w:bCs/>
+          <w:u w:val="single"/>
+        </w:rPr>
+        <w:t>. 1908</w:t>
+      </w:r>
+    </w:p>
+    <w:p>
+      <w:pPr>
+        <w:jc w:val="center"/>
+        <w:rPr>
+          <w:rFonts w:ascii="Bookman Old Style" w:hAnsi="Bookman Old Style"/>
+          <w:b/>
+          <w:bCs/>
+          <w:u w:val="single"/>
+        </w:rPr>
+      </w:pPr>
     </w:p>
     <w:p>
       <w:pPr>
@@ -10771,41 +10831,20 @@
         <w:ind w:left="4820" w:right="-765"/>
         <w:jc w:val="center"/>
         <w:rPr>
+          <w:rFonts w:ascii="Bookman Old Style" w:eastAsia="Bookman Old Style" w:hAnsi="Bookman Old Style" w:cs="Bookman Old Style"/>
+          <w:b/>
+          <w:u w:val="single"/>
+        </w:rPr>
+      </w:pPr>
+      <w:r>
+        <w:rPr>
           <w:rFonts w:ascii="Bookman Old Style" w:hAnsi="Bookman Old Style"/>
           <w:b/>
           <w:bCs/>
           <w:u w:val="single"/>
         </w:rPr>
-      </w:pPr>
-      <w:r>
-        <w:rPr>
-          <w:rFonts w:ascii="Bookman Old Style" w:hAnsi="Bookman Old Style"/>
-          <w:b/>
-          <w:bCs/>
-          <w:u w:val="single"/>
-        </w:rPr>
-        <w:t>VERIFICATION AFFIDAVIT OF PETITIONER NO.</w:t>
-      </w:r>
-      <w:r>
-        <w:rPr>
-          <w:rFonts w:ascii="Bookman Old Style" w:hAnsi="Bookman Old Style"/>
-          <w:b/>
-          <w:bCs/>
-          <w:u w:val="single"/>
-        </w:rPr>
-        <w:t>1</w:t>
-      </w:r>
-    </w:p>
-    <w:p>
-      <w:pPr>
-        <w:ind w:left="4820" w:right="-765"/>
-        <w:jc w:val="center"/>
-        <w:rPr>
-          <w:rFonts w:ascii="Bookman Old Style" w:eastAsia="Bookman Old Style" w:hAnsi="Bookman Old Style" w:cs="Bookman Old Style"/>
-          <w:b/>
-          <w:u w:val="single"/>
-        </w:rPr>
-      </w:pPr>
+        <w:t>VERIFICATION AFFIDAVIT FILED UNDER ORDER-VI RULE-15(4) OF C.P.C. 1908</w:t>
+      </w:r>
     </w:p>
     <w:p>
       <w:pPr>
